--- a/00_CADRAGE/05_Gantt.docx
+++ b/00_CADRAGE/05_Gantt.docx
@@ -2,6 +2,45 @@
 <file path=word/document.xml><?xml version="1.0" encoding="utf-8"?>
 <w:document xmlns:wpc="http://schemas.microsoft.com/office/word/2010/wordprocessingCanvas" xmlns:mo="http://schemas.microsoft.com/office/mac/office/2008/main" xmlns:mc="http://schemas.openxmlformats.org/markup-compatibility/2006" xmlns:mv="urn:schemas-microsoft-com:mac:vml" xmlns:o="urn:schemas-microsoft-com:office:office" xmlns:r="http://schemas.openxmlformats.org/officeDocument/2006/relationships" xmlns:m="http://schemas.openxmlformats.org/officeDocument/2006/math" xmlns:v="urn:schemas-microsoft-com:vml" xmlns:wp14="http://schemas.microsoft.com/office/word/2010/wordprocessingDrawing" xmlns:wp="http://schemas.openxmlformats.org/drawingml/2006/wordprocessingDrawing" xmlns:w10="urn:schemas-microsoft-com:office:word" xmlns:w="http://schemas.openxmlformats.org/wordprocessingml/2006/main" xmlns:w14="http://schemas.microsoft.com/office/word/2010/wordml" xmlns:wpg="http://schemas.microsoft.com/office/word/2010/wordprocessingGroup" xmlns:wpi="http://schemas.microsoft.com/office/word/2010/wordprocessingInk" xmlns:wne="http://schemas.microsoft.com/office/word/2006/wordml" xmlns:wps="http://schemas.microsoft.com/office/word/2010/wordprocessingShape" mc:Ignorable="w14 wp14">
   <w:body>
+    <w:p>
+      <w:pPr>
+        <w:jc w:val="center"/>
+      </w:pPr>
+      <w:r>
+        <w:drawing>
+          <wp:inline xmlns:a="http://schemas.openxmlformats.org/drawingml/2006/main" xmlns:pic="http://schemas.openxmlformats.org/drawingml/2006/picture">
+            <wp:extent cx="3780000" cy="2520000"/>
+            <wp:docPr id="1" name="Picture 1"/>
+            <wp:cNvGraphicFramePr>
+              <a:graphicFrameLocks noChangeAspect="1"/>
+            </wp:cNvGraphicFramePr>
+            <a:graphic>
+              <a:graphicData uri="http://schemas.openxmlformats.org/drawingml/2006/picture">
+                <pic:pic>
+                  <pic:nvPicPr>
+                    <pic:cNvPr id="0" name="image.png"/>
+                    <pic:cNvPicPr/>
+                  </pic:nvPicPr>
+                  <pic:blipFill>
+                    <a:blip r:embed="rId12"/>
+                    <a:stretch>
+                      <a:fillRect/>
+                    </a:stretch>
+                  </pic:blipFill>
+                  <pic:spPr>
+                    <a:xfrm>
+                      <a:off x="0" y="0"/>
+                      <a:ext cx="3780000" cy="2520000"/>
+                    </a:xfrm>
+                    <a:prstGeom prst="rect"/>
+                  </pic:spPr>
+                </pic:pic>
+              </a:graphicData>
+            </a:graphic>
+          </wp:inline>
+        </w:drawing>
+      </w:r>
+    </w:p>
     <w:p>
       <w:pPr>
         <w:jc w:val="center"/>
@@ -25,7 +64,7 @@
           <w:color w:val="555555"/>
           <w:sz w:val="24"/>
         </w:rPr>
-        <w:t>Planning sur 2 semaines (10 jours ouvrés) — Projet Data-Driven Pricing, Teranga Market</w:t>
+        <w:t>Planning réel — du 08 au 16 août 2026 (9 jours, dont une pause le 10/08) — Projet Data-Driven Pricing, Teranga Market</w:t>
       </w:r>
     </w:p>
     <w:p>
@@ -46,15 +85,7 @@
           <w:color w:val="0F2A43"/>
           <w:sz w:val="20"/>
         </w:rPr>
-        <w:t xml:space="preserve">Responsables :  </w:t>
-      </w:r>
-      <w:r>
-        <w:rPr>
-          <w:b/>
-          <w:color w:val="0F2A43"/>
-          <w:sz w:val="20"/>
-        </w:rPr>
-        <w:t xml:space="preserve">  P1  </w:t>
+        <w:t xml:space="preserve">Responsables :    P1  </w:t>
       </w:r>
       <w:r>
         <w:rPr>
@@ -146,7 +177,6 @@
         <w:gridCol w:w="1252"/>
         <w:gridCol w:w="1252"/>
         <w:gridCol w:w="1252"/>
-        <w:gridCol w:w="1252"/>
       </w:tblGrid>
       <w:tr>
         <w:tc>
@@ -166,7 +196,7 @@
         <w:tc>
           <w:tcPr>
             <w:tcW w:type="dxa" w:w="4930"/>
-            <w:gridSpan w:val="5"/>
+            <w:gridSpan w:val="7"/>
             <w:shd w:val="clear" w:color="auto" w:fill="0F2A43"/>
             <w:vAlign w:val="center"/>
             <w:tcMar>
@@ -186,14 +216,14 @@
                 <w:color w:val="FFFFFF"/>
                 <w:sz w:val="20"/>
               </w:rPr>
-              <w:t>SEMAINE 1</w:t>
+              <w:t xml:space="preserve">Semaine 1  (08 → 14/08)</w:t>
             </w:r>
           </w:p>
         </w:tc>
         <w:tc>
           <w:tcPr>
             <w:tcW w:type="dxa" w:w="4930"/>
-            <w:gridSpan w:val="5"/>
+            <w:gridSpan w:val="2"/>
             <w:shd w:val="clear" w:color="auto" w:fill="127A8A"/>
             <w:vAlign w:val="center"/>
             <w:tcMar>
@@ -213,7 +243,7 @@
                 <w:color w:val="FFFFFF"/>
                 <w:sz w:val="20"/>
               </w:rPr>
-              <w:t>SEMAINE 2</w:t>
+              <w:t xml:space="preserve">Semaine 2  (15–16/08)</w:t>
             </w:r>
           </w:p>
         </w:tc>
@@ -295,7 +325,7 @@
                 <w:color w:val="FFFFFF"/>
                 <w:sz w:val="18"/>
               </w:rPr>
-              <w:t>J1</w:t>
+              <w:t xml:space="preserve">08/08</w:t>
             </w:r>
           </w:p>
         </w:tc>
@@ -322,7 +352,7 @@
                 <w:color w:val="FFFFFF"/>
                 <w:sz w:val="18"/>
               </w:rPr>
-              <w:t>J2</w:t>
+              <w:t xml:space="preserve">09/08</w:t>
             </w:r>
           </w:p>
         </w:tc>
@@ -349,7 +379,7 @@
                 <w:color w:val="FFFFFF"/>
                 <w:sz w:val="18"/>
               </w:rPr>
-              <w:t>J3</w:t>
+              <w:t xml:space="preserve">10/08</w:t>
             </w:r>
           </w:p>
         </w:tc>
@@ -376,7 +406,7 @@
                 <w:color w:val="FFFFFF"/>
                 <w:sz w:val="18"/>
               </w:rPr>
-              <w:t>J4</w:t>
+              <w:t xml:space="preserve">11/08</w:t>
             </w:r>
           </w:p>
         </w:tc>
@@ -403,7 +433,7 @@
                 <w:color w:val="FFFFFF"/>
                 <w:sz w:val="18"/>
               </w:rPr>
-              <w:t>J5</w:t>
+              <w:t xml:space="preserve">12/08</w:t>
             </w:r>
           </w:p>
         </w:tc>
@@ -430,7 +460,7 @@
                 <w:color w:val="FFFFFF"/>
                 <w:sz w:val="18"/>
               </w:rPr>
-              <w:t>J6</w:t>
+              <w:t xml:space="preserve">13/08</w:t>
             </w:r>
           </w:p>
         </w:tc>
@@ -457,7 +487,7 @@
                 <w:color w:val="FFFFFF"/>
                 <w:sz w:val="18"/>
               </w:rPr>
-              <w:t>J7</w:t>
+              <w:t xml:space="preserve">14/08</w:t>
             </w:r>
           </w:p>
         </w:tc>
@@ -484,7 +514,7 @@
                 <w:color w:val="FFFFFF"/>
                 <w:sz w:val="18"/>
               </w:rPr>
-              <w:t>J8</w:t>
+              <w:t xml:space="preserve">15/08</w:t>
             </w:r>
           </w:p>
         </w:tc>
@@ -511,34 +541,7 @@
                 <w:color w:val="FFFFFF"/>
                 <w:sz w:val="18"/>
               </w:rPr>
-              <w:t>J9</w:t>
-            </w:r>
-          </w:p>
-        </w:tc>
-        <w:tc>
-          <w:tcPr>
-            <w:tcW w:type="dxa" w:w="986"/>
-            <w:shd w:val="clear" w:color="auto" w:fill="34495E"/>
-            <w:tcMar>
-              <w:top w:w="40" w:type="dxa"/>
-              <w:bottom w:w="40" w:type="dxa"/>
-              <w:start w:w="70" w:type="dxa"/>
-              <w:end w:w="70" w:type="dxa"/>
-            </w:tcMar>
-            <w:vAlign w:val="center"/>
-          </w:tcPr>
-          <w:p>
-            <w:pPr>
-              <w:spacing w:after="20"/>
-              <w:jc w:val="center"/>
-            </w:pPr>
-            <w:r>
-              <w:rPr>
-                <w:b/>
-                <w:color w:val="FFFFFF"/>
-                <w:sz w:val="18"/>
-              </w:rPr>
-              <w:t>J10</w:t>
+              <w:t xml:space="preserve">16/08</w:t>
             </w:r>
           </w:p>
         </w:tc>
@@ -631,21 +634,7 @@
               <w:end w:w="20" w:type="dxa"/>
             </w:tcMar>
             <w:vAlign w:val="center"/>
-            <w:shd w:val="clear" w:color="auto" w:fill="0F2A43"/>
-          </w:tcPr>
-          <w:p/>
-        </w:tc>
-        <w:tc>
-          <w:tcPr>
-            <w:tcW w:type="dxa" w:w="986"/>
-            <w:tcMar>
-              <w:top w:w="40" w:type="dxa"/>
-              <w:bottom w:w="40" w:type="dxa"/>
-              <w:start w:w="20" w:type="dxa"/>
-              <w:end w:w="20" w:type="dxa"/>
-            </w:tcMar>
-            <w:vAlign w:val="center"/>
-            <w:shd w:val="clear" w:color="auto" w:fill="0F2A43"/>
+            <w:shd w:val="clear" w:color="auto" w:fill="F5F8F9"/>
           </w:tcPr>
           <w:p/>
         </w:tc>
@@ -784,20 +773,6 @@
               <w:t>P1</w:t>
             </w:r>
           </w:p>
-        </w:tc>
-        <w:tc>
-          <w:tcPr>
-            <w:tcW w:type="dxa" w:w="986"/>
-            <w:tcMar>
-              <w:top w:w="40" w:type="dxa"/>
-              <w:bottom w:w="40" w:type="dxa"/>
-              <w:start w:w="20" w:type="dxa"/>
-              <w:end w:w="20" w:type="dxa"/>
-            </w:tcMar>
-            <w:vAlign w:val="center"/>
-            <w:shd w:val="clear" w:color="auto" w:fill="0F2A43"/>
-          </w:tcPr>
-          <w:p/>
         </w:tc>
         <w:tc>
           <w:tcPr>
@@ -1000,7 +975,7 @@
               <w:end w:w="20" w:type="dxa"/>
             </w:tcMar>
             <w:vAlign w:val="center"/>
-            <w:shd w:val="clear" w:color="auto" w:fill="127A8A"/>
+            <w:shd w:val="clear" w:color="auto" w:fill="F5F8F9"/>
           </w:tcPr>
           <w:p/>
         </w:tc>
@@ -1014,6 +989,7 @@
               <w:end w:w="20" w:type="dxa"/>
             </w:tcMar>
             <w:vAlign w:val="center"/>
+            <w:shd w:val="clear" w:color="auto" w:fill="F5F8F9"/>
           </w:tcPr>
           <w:p/>
         </w:tc>
@@ -1027,6 +1003,7 @@
               <w:end w:w="20" w:type="dxa"/>
             </w:tcMar>
             <w:vAlign w:val="center"/>
+            <w:shd w:val="clear" w:color="auto" w:fill="F5F8F9"/>
           </w:tcPr>
           <w:p/>
         </w:tc>
@@ -1040,6 +1017,7 @@
               <w:end w:w="20" w:type="dxa"/>
             </w:tcMar>
             <w:vAlign w:val="center"/>
+            <w:shd w:val="clear" w:color="auto" w:fill="F5F8F9"/>
           </w:tcPr>
           <w:p/>
         </w:tc>
@@ -1053,6 +1031,7 @@
               <w:end w:w="20" w:type="dxa"/>
             </w:tcMar>
             <w:vAlign w:val="center"/>
+            <w:shd w:val="clear" w:color="auto" w:fill="F5F8F9"/>
           </w:tcPr>
           <w:p/>
         </w:tc>
@@ -1066,6 +1045,7 @@
               <w:end w:w="20" w:type="dxa"/>
             </w:tcMar>
             <w:vAlign w:val="center"/>
+            <w:shd w:val="clear" w:color="auto" w:fill="F5F8F9"/>
           </w:tcPr>
           <w:p/>
         </w:tc>
@@ -1079,6 +1059,7 @@
               <w:end w:w="20" w:type="dxa"/>
             </w:tcMar>
             <w:vAlign w:val="center"/>
+            <w:shd w:val="clear" w:color="auto" w:fill="F5F8F9"/>
           </w:tcPr>
           <w:p/>
         </w:tc>
@@ -1092,19 +1073,7 @@
               <w:end w:w="20" w:type="dxa"/>
             </w:tcMar>
             <w:vAlign w:val="center"/>
-          </w:tcPr>
-          <w:p/>
-        </w:tc>
-        <w:tc>
-          <w:tcPr>
-            <w:tcW w:type="dxa" w:w="986"/>
-            <w:tcMar>
-              <w:top w:w="40" w:type="dxa"/>
-              <w:bottom w:w="40" w:type="dxa"/>
-              <w:start w:w="20" w:type="dxa"/>
-              <w:end w:w="20" w:type="dxa"/>
-            </w:tcMar>
-            <w:vAlign w:val="center"/>
+            <w:shd w:val="clear" w:color="auto" w:fill="F5F8F9"/>
           </w:tcPr>
           <w:p/>
         </w:tc>
@@ -1170,7 +1139,7 @@
               <w:end w:w="20" w:type="dxa"/>
             </w:tcMar>
             <w:vAlign w:val="center"/>
-            <w:shd w:val="clear" w:color="auto" w:fill="F5F8F9"/>
+            <w:shd w:val="clear" w:color="auto" w:fill="127A8A"/>
           </w:tcPr>
           <w:p/>
         </w:tc>
@@ -1185,20 +1154,6 @@
             </w:tcMar>
             <w:vAlign w:val="center"/>
             <w:shd w:val="clear" w:color="auto" w:fill="F5F8F9"/>
-          </w:tcPr>
-          <w:p/>
-        </w:tc>
-        <w:tc>
-          <w:tcPr>
-            <w:tcW w:type="dxa" w:w="986"/>
-            <w:tcMar>
-              <w:top w:w="40" w:type="dxa"/>
-              <w:bottom w:w="40" w:type="dxa"/>
-              <w:start w:w="20" w:type="dxa"/>
-              <w:end w:w="20" w:type="dxa"/>
-            </w:tcMar>
-            <w:vAlign w:val="center"/>
-            <w:shd w:val="clear" w:color="auto" w:fill="127A8A"/>
           </w:tcPr>
           <w:p/>
         </w:tc>
@@ -1361,32 +1316,7 @@
               <w:end w:w="20" w:type="dxa"/>
             </w:tcMar>
             <w:vAlign w:val="center"/>
-          </w:tcPr>
-          <w:p/>
-        </w:tc>
-        <w:tc>
-          <w:tcPr>
-            <w:tcW w:type="dxa" w:w="986"/>
-            <w:tcMar>
-              <w:top w:w="40" w:type="dxa"/>
-              <w:bottom w:w="40" w:type="dxa"/>
-              <w:start w:w="20" w:type="dxa"/>
-              <w:end w:w="20" w:type="dxa"/>
-            </w:tcMar>
-            <w:vAlign w:val="center"/>
-          </w:tcPr>
-          <w:p/>
-        </w:tc>
-        <w:tc>
-          <w:tcPr>
-            <w:tcW w:type="dxa" w:w="986"/>
-            <w:tcMar>
-              <w:top w:w="40" w:type="dxa"/>
-              <w:bottom w:w="40" w:type="dxa"/>
-              <w:start w:w="20" w:type="dxa"/>
-              <w:end w:w="20" w:type="dxa"/>
-            </w:tcMar>
-            <w:vAlign w:val="center"/>
+            <w:shd w:val="clear" w:color="auto" w:fill="F5F8F9"/>
           </w:tcPr>
           <w:p/>
         </w:tc>
@@ -1414,6 +1344,7 @@
               <w:end w:w="20" w:type="dxa"/>
             </w:tcMar>
             <w:vAlign w:val="center"/>
+            <w:shd w:val="clear" w:color="auto" w:fill="F5F8F9"/>
           </w:tcPr>
           <w:p/>
         </w:tc>
@@ -1427,6 +1358,7 @@
               <w:end w:w="20" w:type="dxa"/>
             </w:tcMar>
             <w:vAlign w:val="center"/>
+            <w:shd w:val="clear" w:color="auto" w:fill="F5F8F9"/>
           </w:tcPr>
           <w:p/>
         </w:tc>
@@ -1440,6 +1372,7 @@
               <w:end w:w="20" w:type="dxa"/>
             </w:tcMar>
             <w:vAlign w:val="center"/>
+            <w:shd w:val="clear" w:color="auto" w:fill="F5F8F9"/>
           </w:tcPr>
           <w:p/>
         </w:tc>
@@ -1453,6 +1386,7 @@
               <w:end w:w="20" w:type="dxa"/>
             </w:tcMar>
             <w:vAlign w:val="center"/>
+            <w:shd w:val="clear" w:color="auto" w:fill="F5F8F9"/>
           </w:tcPr>
           <w:p/>
         </w:tc>
@@ -1466,6 +1400,7 @@
               <w:end w:w="20" w:type="dxa"/>
             </w:tcMar>
             <w:vAlign w:val="center"/>
+            <w:shd w:val="clear" w:color="auto" w:fill="F5F8F9"/>
           </w:tcPr>
           <w:p/>
         </w:tc>
@@ -1479,6 +1414,21 @@
               <w:end w:w="20" w:type="dxa"/>
             </w:tcMar>
             <w:vAlign w:val="center"/>
+            <w:shd w:val="clear" w:color="auto" w:fill="F5F8F9"/>
+          </w:tcPr>
+          <w:p/>
+        </w:tc>
+        <w:tc>
+          <w:tcPr>
+            <w:tcW w:type="dxa" w:w="986"/>
+            <w:tcMar>
+              <w:top w:w="40" w:type="dxa"/>
+              <w:bottom w:w="40" w:type="dxa"/>
+              <w:start w:w="20" w:type="dxa"/>
+              <w:end w:w="20" w:type="dxa"/>
+            </w:tcMar>
+            <w:vAlign w:val="center"/>
+            <w:shd w:val="clear" w:color="auto" w:fill="F5F8F9"/>
           </w:tcPr>
           <w:p/>
         </w:tc>
@@ -1558,7 +1508,7 @@
               <w:end w:w="20" w:type="dxa"/>
             </w:tcMar>
             <w:vAlign w:val="center"/>
-            <w:shd w:val="clear" w:color="auto" w:fill="F5F8F9"/>
+            <w:shd w:val="clear" w:color="auto" w:fill="127A8A"/>
           </w:tcPr>
           <w:p/>
         </w:tc>
@@ -1586,21 +1536,7 @@
               <w:end w:w="20" w:type="dxa"/>
             </w:tcMar>
             <w:vAlign w:val="center"/>
-            <w:shd w:val="clear" w:color="auto" w:fill="127A8A"/>
-          </w:tcPr>
-          <w:p/>
-        </w:tc>
-        <w:tc>
-          <w:tcPr>
-            <w:tcW w:type="dxa" w:w="986"/>
-            <w:tcMar>
-              <w:top w:w="40" w:type="dxa"/>
-              <w:bottom w:w="40" w:type="dxa"/>
-              <w:start w:w="20" w:type="dxa"/>
-              <w:end w:w="20" w:type="dxa"/>
-            </w:tcMar>
-            <w:vAlign w:val="center"/>
-            <w:shd w:val="clear" w:color="auto" w:fill="127A8A"/>
+            <w:shd w:val="clear" w:color="auto" w:fill="F5F8F9"/>
           </w:tcPr>
           <w:p/>
         </w:tc>
@@ -1735,45 +1671,7 @@
               <w:end w:w="20" w:type="dxa"/>
             </w:tcMar>
             <w:vAlign w:val="center"/>
-          </w:tcPr>
-          <w:p/>
-        </w:tc>
-        <w:tc>
-          <w:tcPr>
-            <w:tcW w:type="dxa" w:w="986"/>
-            <w:tcMar>
-              <w:top w:w="40" w:type="dxa"/>
-              <w:bottom w:w="40" w:type="dxa"/>
-              <w:start w:w="20" w:type="dxa"/>
-              <w:end w:w="20" w:type="dxa"/>
-            </w:tcMar>
-            <w:vAlign w:val="center"/>
-          </w:tcPr>
-          <w:p/>
-        </w:tc>
-        <w:tc>
-          <w:tcPr>
-            <w:tcW w:type="dxa" w:w="986"/>
-            <w:tcMar>
-              <w:top w:w="40" w:type="dxa"/>
-              <w:bottom w:w="40" w:type="dxa"/>
-              <w:start w:w="20" w:type="dxa"/>
-              <w:end w:w="20" w:type="dxa"/>
-            </w:tcMar>
-            <w:vAlign w:val="center"/>
-          </w:tcPr>
-          <w:p/>
-        </w:tc>
-        <w:tc>
-          <w:tcPr>
-            <w:tcW w:type="dxa" w:w="986"/>
-            <w:tcMar>
-              <w:top w:w="40" w:type="dxa"/>
-              <w:bottom w:w="40" w:type="dxa"/>
-              <w:start w:w="20" w:type="dxa"/>
-              <w:end w:w="20" w:type="dxa"/>
-            </w:tcMar>
-            <w:vAlign w:val="center"/>
+            <w:shd w:val="clear" w:color="auto" w:fill="F5F8F9"/>
           </w:tcPr>
           <w:p/>
         </w:tc>
@@ -1790,123 +1688,6 @@
             <w:shd w:val="clear" w:color="auto" w:fill="127A8A"/>
           </w:tcPr>
           <w:p/>
-        </w:tc>
-        <w:tc>
-          <w:tcPr>
-            <w:tcW w:type="dxa" w:w="986"/>
-            <w:tcMar>
-              <w:top w:w="40" w:type="dxa"/>
-              <w:bottom w:w="40" w:type="dxa"/>
-              <w:start w:w="20" w:type="dxa"/>
-              <w:end w:w="20" w:type="dxa"/>
-            </w:tcMar>
-            <w:vAlign w:val="center"/>
-          </w:tcPr>
-          <w:p/>
-        </w:tc>
-        <w:tc>
-          <w:tcPr>
-            <w:tcW w:type="dxa" w:w="986"/>
-            <w:tcMar>
-              <w:top w:w="40" w:type="dxa"/>
-              <w:bottom w:w="40" w:type="dxa"/>
-              <w:start w:w="20" w:type="dxa"/>
-              <w:end w:w="20" w:type="dxa"/>
-            </w:tcMar>
-            <w:vAlign w:val="center"/>
-          </w:tcPr>
-          <w:p/>
-        </w:tc>
-        <w:tc>
-          <w:tcPr>
-            <w:tcW w:type="dxa" w:w="986"/>
-            <w:tcMar>
-              <w:top w:w="40" w:type="dxa"/>
-              <w:bottom w:w="40" w:type="dxa"/>
-              <w:start w:w="20" w:type="dxa"/>
-              <w:end w:w="20" w:type="dxa"/>
-            </w:tcMar>
-            <w:vAlign w:val="center"/>
-          </w:tcPr>
-          <w:p/>
-        </w:tc>
-        <w:tc>
-          <w:tcPr>
-            <w:tcW w:type="dxa" w:w="986"/>
-            <w:tcMar>
-              <w:top w:w="40" w:type="dxa"/>
-              <w:bottom w:w="40" w:type="dxa"/>
-              <w:start w:w="20" w:type="dxa"/>
-              <w:end w:w="20" w:type="dxa"/>
-            </w:tcMar>
-            <w:vAlign w:val="center"/>
-          </w:tcPr>
-          <w:p/>
-        </w:tc>
-        <w:tc>
-          <w:tcPr>
-            <w:tcW w:type="dxa" w:w="986"/>
-            <w:tcMar>
-              <w:top w:w="40" w:type="dxa"/>
-              <w:bottom w:w="40" w:type="dxa"/>
-              <w:start w:w="20" w:type="dxa"/>
-              <w:end w:w="20" w:type="dxa"/>
-            </w:tcMar>
-            <w:vAlign w:val="center"/>
-          </w:tcPr>
-          <w:p/>
-        </w:tc>
-      </w:tr>
-      <w:tr>
-        <w:tc>
-          <w:tcPr>
-            <w:tcW w:type="dxa" w:w="3742"/>
-            <w:tcMar>
-              <w:top w:w="40" w:type="dxa"/>
-              <w:bottom w:w="40" w:type="dxa"/>
-              <w:start w:w="70" w:type="dxa"/>
-              <w:end w:w="70" w:type="dxa"/>
-            </w:tcMar>
-            <w:vAlign w:val="center"/>
-            <w:shd w:val="clear" w:color="auto" w:fill="F5F8F9"/>
-          </w:tcPr>
-          <w:p>
-            <w:pPr>
-              <w:spacing w:after="20"/>
-            </w:pPr>
-            <w:r>
-              <w:rPr>
-                <w:sz w:val="17"/>
-              </w:rPr>
-              <w:t>3.5 Streaming Kafka</w:t>
-            </w:r>
-          </w:p>
-        </w:tc>
-        <w:tc>
-          <w:tcPr>
-            <w:tcW w:type="dxa" w:w="850"/>
-            <w:tcMar>
-              <w:top w:w="40" w:type="dxa"/>
-              <w:bottom w:w="40" w:type="dxa"/>
-              <w:start w:w="70" w:type="dxa"/>
-              <w:end w:w="70" w:type="dxa"/>
-            </w:tcMar>
-            <w:vAlign w:val="center"/>
-          </w:tcPr>
-          <w:p>
-            <w:pPr>
-              <w:spacing w:after="20"/>
-              <w:jc w:val="center"/>
-            </w:pPr>
-            <w:r>
-              <w:rPr>
-                <w:b/>
-                <w:color w:val="127A8A"/>
-                <w:sz w:val="17"/>
-              </w:rPr>
-              <w:t>P2</w:t>
-            </w:r>
-          </w:p>
         </w:tc>
         <w:tc>
           <w:tcPr>
@@ -1988,7 +1769,143 @@
               <w:end w:w="20" w:type="dxa"/>
             </w:tcMar>
             <w:vAlign w:val="center"/>
+            <w:shd w:val="clear" w:color="auto" w:fill="F5F8F9"/>
+          </w:tcPr>
+          <w:p/>
+        </w:tc>
+        <w:tc>
+          <w:tcPr>
+            <w:tcW w:type="dxa" w:w="986"/>
+            <w:tcMar>
+              <w:top w:w="40" w:type="dxa"/>
+              <w:bottom w:w="40" w:type="dxa"/>
+              <w:start w:w="20" w:type="dxa"/>
+              <w:end w:w="20" w:type="dxa"/>
+            </w:tcMar>
+            <w:vAlign w:val="center"/>
+            <w:shd w:val="clear" w:color="auto" w:fill="F5F8F9"/>
+          </w:tcPr>
+          <w:p/>
+        </w:tc>
+      </w:tr>
+      <w:tr>
+        <w:tc>
+          <w:tcPr>
+            <w:tcW w:type="dxa" w:w="3742"/>
+            <w:tcMar>
+              <w:top w:w="40" w:type="dxa"/>
+              <w:bottom w:w="40" w:type="dxa"/>
+              <w:start w:w="70" w:type="dxa"/>
+              <w:end w:w="70" w:type="dxa"/>
+            </w:tcMar>
+            <w:vAlign w:val="center"/>
+            <w:shd w:val="clear" w:color="auto" w:fill="F5F8F9"/>
+          </w:tcPr>
+          <w:p>
+            <w:pPr>
+              <w:spacing w:after="20"/>
+            </w:pPr>
+            <w:r>
+              <w:rPr>
+                <w:sz w:val="17"/>
+              </w:rPr>
+              <w:t>3.5 Streaming Kafka</w:t>
+            </w:r>
+          </w:p>
+        </w:tc>
+        <w:tc>
+          <w:tcPr>
+            <w:tcW w:type="dxa" w:w="850"/>
+            <w:tcMar>
+              <w:top w:w="40" w:type="dxa"/>
+              <w:bottom w:w="40" w:type="dxa"/>
+              <w:start w:w="70" w:type="dxa"/>
+              <w:end w:w="70" w:type="dxa"/>
+            </w:tcMar>
+            <w:vAlign w:val="center"/>
+          </w:tcPr>
+          <w:p>
+            <w:pPr>
+              <w:spacing w:after="20"/>
+              <w:jc w:val="center"/>
+            </w:pPr>
+            <w:r>
+              <w:rPr>
+                <w:b/>
+                <w:color w:val="127A8A"/>
+                <w:sz w:val="17"/>
+              </w:rPr>
+              <w:t>P2</w:t>
+            </w:r>
+          </w:p>
+        </w:tc>
+        <w:tc>
+          <w:tcPr>
+            <w:tcW w:type="dxa" w:w="986"/>
+            <w:tcMar>
+              <w:top w:w="40" w:type="dxa"/>
+              <w:bottom w:w="40" w:type="dxa"/>
+              <w:start w:w="20" w:type="dxa"/>
+              <w:end w:w="20" w:type="dxa"/>
+            </w:tcMar>
+            <w:vAlign w:val="center"/>
+            <w:shd w:val="clear" w:color="auto" w:fill="F5F8F9"/>
+          </w:tcPr>
+          <w:p/>
+        </w:tc>
+        <w:tc>
+          <w:tcPr>
+            <w:tcW w:type="dxa" w:w="986"/>
+            <w:tcMar>
+              <w:top w:w="40" w:type="dxa"/>
+              <w:bottom w:w="40" w:type="dxa"/>
+              <w:start w:w="20" w:type="dxa"/>
+              <w:end w:w="20" w:type="dxa"/>
+            </w:tcMar>
+            <w:vAlign w:val="center"/>
             <w:shd w:val="clear" w:color="auto" w:fill="127A8A"/>
+          </w:tcPr>
+          <w:p/>
+        </w:tc>
+        <w:tc>
+          <w:tcPr>
+            <w:tcW w:type="dxa" w:w="986"/>
+            <w:tcMar>
+              <w:top w:w="40" w:type="dxa"/>
+              <w:bottom w:w="40" w:type="dxa"/>
+              <w:start w:w="20" w:type="dxa"/>
+              <w:end w:w="20" w:type="dxa"/>
+            </w:tcMar>
+            <w:vAlign w:val="center"/>
+            <w:shd w:val="clear" w:color="auto" w:fill="F5F8F9"/>
+          </w:tcPr>
+          <w:p/>
+        </w:tc>
+        <w:tc>
+          <w:tcPr>
+            <w:tcW w:type="dxa" w:w="986"/>
+            <w:tcMar>
+              <w:top w:w="40" w:type="dxa"/>
+              <w:bottom w:w="40" w:type="dxa"/>
+              <w:start w:w="20" w:type="dxa"/>
+              <w:end w:w="20" w:type="dxa"/>
+            </w:tcMar>
+            <w:vAlign w:val="center"/>
+            <w:shd w:val="clear" w:color="auto" w:fill="F5F8F9"/>
+          </w:tcPr>
+          <w:p/>
+        </w:tc>
+        <w:tc>
+          <w:tcPr>
+            <w:tcW w:type="dxa" w:w="986"/>
+            <w:tcMar>
+              <w:top w:w="40" w:type="dxa"/>
+              <w:bottom w:w="40" w:type="dxa"/>
+              <w:start w:w="20" w:type="dxa"/>
+              <w:end w:w="20" w:type="dxa"/>
+            </w:tcMar>
+            <w:vAlign w:val="center"/>
+            <w:shd w:val="clear" w:color="auto" w:fill="F5F8F9"/>
           </w:tcPr>
           <w:p/>
         </w:tc>
@@ -2109,58 +2026,7 @@
               <w:end w:w="20" w:type="dxa"/>
             </w:tcMar>
             <w:vAlign w:val="center"/>
-          </w:tcPr>
-          <w:p/>
-        </w:tc>
-        <w:tc>
-          <w:tcPr>
-            <w:tcW w:type="dxa" w:w="986"/>
-            <w:tcMar>
-              <w:top w:w="40" w:type="dxa"/>
-              <w:bottom w:w="40" w:type="dxa"/>
-              <w:start w:w="20" w:type="dxa"/>
-              <w:end w:w="20" w:type="dxa"/>
-            </w:tcMar>
-            <w:vAlign w:val="center"/>
-          </w:tcPr>
-          <w:p/>
-        </w:tc>
-        <w:tc>
-          <w:tcPr>
-            <w:tcW w:type="dxa" w:w="986"/>
-            <w:tcMar>
-              <w:top w:w="40" w:type="dxa"/>
-              <w:bottom w:w="40" w:type="dxa"/>
-              <w:start w:w="20" w:type="dxa"/>
-              <w:end w:w="20" w:type="dxa"/>
-            </w:tcMar>
-            <w:vAlign w:val="center"/>
-          </w:tcPr>
-          <w:p/>
-        </w:tc>
-        <w:tc>
-          <w:tcPr>
-            <w:tcW w:type="dxa" w:w="986"/>
-            <w:tcMar>
-              <w:top w:w="40" w:type="dxa"/>
-              <w:bottom w:w="40" w:type="dxa"/>
-              <w:start w:w="20" w:type="dxa"/>
-              <w:end w:w="20" w:type="dxa"/>
-            </w:tcMar>
-            <w:vAlign w:val="center"/>
-          </w:tcPr>
-          <w:p/>
-        </w:tc>
-        <w:tc>
-          <w:tcPr>
-            <w:tcW w:type="dxa" w:w="986"/>
-            <w:tcMar>
-              <w:top w:w="40" w:type="dxa"/>
-              <w:bottom w:w="40" w:type="dxa"/>
-              <w:start w:w="20" w:type="dxa"/>
-              <w:end w:w="20" w:type="dxa"/>
-            </w:tcMar>
-            <w:vAlign w:val="center"/>
+            <w:shd w:val="clear" w:color="auto" w:fill="F5F8F9"/>
           </w:tcPr>
           <w:p/>
         </w:tc>
@@ -2188,7 +2054,7 @@
               <w:end w:w="20" w:type="dxa"/>
             </w:tcMar>
             <w:vAlign w:val="center"/>
-            <w:shd w:val="clear" w:color="auto" w:fill="127A8A"/>
+            <w:shd w:val="clear" w:color="auto" w:fill="F5F8F9"/>
           </w:tcPr>
           <w:p/>
         </w:tc>
@@ -2202,6 +2068,7 @@
               <w:end w:w="20" w:type="dxa"/>
             </w:tcMar>
             <w:vAlign w:val="center"/>
+            <w:shd w:val="clear" w:color="auto" w:fill="F5F8F9"/>
           </w:tcPr>
           <w:p/>
         </w:tc>
@@ -2215,6 +2082,7 @@
               <w:end w:w="20" w:type="dxa"/>
             </w:tcMar>
             <w:vAlign w:val="center"/>
+            <w:shd w:val="clear" w:color="auto" w:fill="F5F8F9"/>
           </w:tcPr>
           <w:p/>
         </w:tc>
@@ -2228,6 +2096,49 @@
               <w:end w:w="20" w:type="dxa"/>
             </w:tcMar>
             <w:vAlign w:val="center"/>
+            <w:shd w:val="clear" w:color="auto" w:fill="F5F8F9"/>
+          </w:tcPr>
+          <w:p/>
+        </w:tc>
+        <w:tc>
+          <w:tcPr>
+            <w:tcW w:type="dxa" w:w="986"/>
+            <w:tcMar>
+              <w:top w:w="40" w:type="dxa"/>
+              <w:bottom w:w="40" w:type="dxa"/>
+              <w:start w:w="20" w:type="dxa"/>
+              <w:end w:w="20" w:type="dxa"/>
+            </w:tcMar>
+            <w:vAlign w:val="center"/>
+            <w:shd w:val="clear" w:color="auto" w:fill="F5F8F9"/>
+          </w:tcPr>
+          <w:p/>
+        </w:tc>
+        <w:tc>
+          <w:tcPr>
+            <w:tcW w:type="dxa" w:w="986"/>
+            <w:tcMar>
+              <w:top w:w="40" w:type="dxa"/>
+              <w:bottom w:w="40" w:type="dxa"/>
+              <w:start w:w="20" w:type="dxa"/>
+              <w:end w:w="20" w:type="dxa"/>
+            </w:tcMar>
+            <w:vAlign w:val="center"/>
+            <w:shd w:val="clear" w:color="auto" w:fill="F5F8F9"/>
+          </w:tcPr>
+          <w:p/>
+        </w:tc>
+        <w:tc>
+          <w:tcPr>
+            <w:tcW w:type="dxa" w:w="986"/>
+            <w:tcMar>
+              <w:top w:w="40" w:type="dxa"/>
+              <w:bottom w:w="40" w:type="dxa"/>
+              <w:start w:w="20" w:type="dxa"/>
+              <w:end w:w="20" w:type="dxa"/>
+            </w:tcMar>
+            <w:vAlign w:val="center"/>
+            <w:shd w:val="clear" w:color="auto" w:fill="F5F8F9"/>
           </w:tcPr>
           <w:p/>
         </w:tc>
@@ -2335,20 +2246,6 @@
               <w:end w:w="20" w:type="dxa"/>
             </w:tcMar>
             <w:vAlign w:val="center"/>
-            <w:shd w:val="clear" w:color="auto" w:fill="F5F8F9"/>
-          </w:tcPr>
-          <w:p/>
-        </w:tc>
-        <w:tc>
-          <w:tcPr>
-            <w:tcW w:type="dxa" w:w="986"/>
-            <w:tcMar>
-              <w:top w:w="40" w:type="dxa"/>
-              <w:bottom w:w="40" w:type="dxa"/>
-              <w:start w:w="20" w:type="dxa"/>
-              <w:end w:w="20" w:type="dxa"/>
-            </w:tcMar>
-            <w:vAlign w:val="center"/>
             <w:shd w:val="clear" w:color="auto" w:fill="E67E22"/>
           </w:tcPr>
           <w:p/>
@@ -2363,7 +2260,7 @@
               <w:end w:w="20" w:type="dxa"/>
             </w:tcMar>
             <w:vAlign w:val="center"/>
-            <w:shd w:val="clear" w:color="auto" w:fill="E67E22"/>
+            <w:shd w:val="clear" w:color="auto" w:fill="F5F8F9"/>
           </w:tcPr>
           <w:p/>
         </w:tc>
@@ -2484,6 +2381,7 @@
               <w:end w:w="20" w:type="dxa"/>
             </w:tcMar>
             <w:vAlign w:val="center"/>
+            <w:shd w:val="clear" w:color="auto" w:fill="F5F8F9"/>
           </w:tcPr>
           <w:p/>
         </w:tc>
@@ -2497,6 +2395,7 @@
               <w:end w:w="20" w:type="dxa"/>
             </w:tcMar>
             <w:vAlign w:val="center"/>
+            <w:shd w:val="clear" w:color="auto" w:fill="F5F8F9"/>
           </w:tcPr>
           <w:p/>
         </w:tc>
@@ -2510,32 +2409,7 @@
               <w:end w:w="20" w:type="dxa"/>
             </w:tcMar>
             <w:vAlign w:val="center"/>
-          </w:tcPr>
-          <w:p/>
-        </w:tc>
-        <w:tc>
-          <w:tcPr>
-            <w:tcW w:type="dxa" w:w="986"/>
-            <w:tcMar>
-              <w:top w:w="40" w:type="dxa"/>
-              <w:bottom w:w="40" w:type="dxa"/>
-              <w:start w:w="20" w:type="dxa"/>
-              <w:end w:w="20" w:type="dxa"/>
-            </w:tcMar>
-            <w:vAlign w:val="center"/>
-          </w:tcPr>
-          <w:p/>
-        </w:tc>
-        <w:tc>
-          <w:tcPr>
-            <w:tcW w:type="dxa" w:w="986"/>
-            <w:tcMar>
-              <w:top w:w="40" w:type="dxa"/>
-              <w:bottom w:w="40" w:type="dxa"/>
-              <w:start w:w="20" w:type="dxa"/>
-              <w:end w:w="20" w:type="dxa"/>
-            </w:tcMar>
-            <w:vAlign w:val="center"/>
+            <w:shd w:val="clear" w:color="auto" w:fill="F5F8F9"/>
           </w:tcPr>
           <w:p/>
         </w:tc>
@@ -2563,7 +2437,7 @@
               <w:end w:w="20" w:type="dxa"/>
             </w:tcMar>
             <w:vAlign w:val="center"/>
-            <w:shd w:val="clear" w:color="auto" w:fill="E67E22"/>
+            <w:shd w:val="clear" w:color="auto" w:fill="F5F8F9"/>
           </w:tcPr>
           <w:p/>
         </w:tc>
@@ -2577,6 +2451,7 @@
               <w:end w:w="20" w:type="dxa"/>
             </w:tcMar>
             <w:vAlign w:val="center"/>
+            <w:shd w:val="clear" w:color="auto" w:fill="F5F8F9"/>
           </w:tcPr>
           <w:p/>
         </w:tc>
@@ -2590,6 +2465,7 @@
               <w:end w:w="20" w:type="dxa"/>
             </w:tcMar>
             <w:vAlign w:val="center"/>
+            <w:shd w:val="clear" w:color="auto" w:fill="F5F8F9"/>
           </w:tcPr>
           <w:p/>
         </w:tc>
@@ -2603,6 +2479,21 @@
               <w:end w:w="20" w:type="dxa"/>
             </w:tcMar>
             <w:vAlign w:val="center"/>
+            <w:shd w:val="clear" w:color="auto" w:fill="F5F8F9"/>
+          </w:tcPr>
+          <w:p/>
+        </w:tc>
+        <w:tc>
+          <w:tcPr>
+            <w:tcW w:type="dxa" w:w="986"/>
+            <w:tcMar>
+              <w:top w:w="40" w:type="dxa"/>
+              <w:bottom w:w="40" w:type="dxa"/>
+              <w:start w:w="20" w:type="dxa"/>
+              <w:end w:w="20" w:type="dxa"/>
+            </w:tcMar>
+            <w:vAlign w:val="center"/>
+            <w:shd w:val="clear" w:color="auto" w:fill="F5F8F9"/>
           </w:tcPr>
           <w:p/>
         </w:tc>
@@ -2710,7 +2601,7 @@
               <w:end w:w="20" w:type="dxa"/>
             </w:tcMar>
             <w:vAlign w:val="center"/>
-            <w:shd w:val="clear" w:color="auto" w:fill="F5F8F9"/>
+            <w:shd w:val="clear" w:color="auto" w:fill="E67E22"/>
           </w:tcPr>
           <w:p/>
         </w:tc>
@@ -2752,21 +2643,7 @@
               <w:end w:w="20" w:type="dxa"/>
             </w:tcMar>
             <w:vAlign w:val="center"/>
-            <w:shd w:val="clear" w:color="auto" w:fill="E67E22"/>
-          </w:tcPr>
-          <w:p/>
-        </w:tc>
-        <w:tc>
-          <w:tcPr>
-            <w:tcW w:type="dxa" w:w="986"/>
-            <w:tcMar>
-              <w:top w:w="40" w:type="dxa"/>
-              <w:bottom w:w="40" w:type="dxa"/>
-              <w:start w:w="20" w:type="dxa"/>
-              <w:end w:w="20" w:type="dxa"/>
-            </w:tcMar>
-            <w:vAlign w:val="center"/>
-            <w:shd w:val="clear" w:color="auto" w:fill="E67E22"/>
+            <w:shd w:val="clear" w:color="auto" w:fill="F5F8F9"/>
           </w:tcPr>
           <w:p/>
         </w:tc>
@@ -2859,6 +2736,7 @@
               <w:end w:w="20" w:type="dxa"/>
             </w:tcMar>
             <w:vAlign w:val="center"/>
+            <w:shd w:val="clear" w:color="auto" w:fill="F5F8F9"/>
           </w:tcPr>
           <w:p/>
         </w:tc>
@@ -2872,6 +2750,7 @@
               <w:end w:w="20" w:type="dxa"/>
             </w:tcMar>
             <w:vAlign w:val="center"/>
+            <w:shd w:val="clear" w:color="auto" w:fill="F5F8F9"/>
           </w:tcPr>
           <w:p/>
         </w:tc>
@@ -2885,58 +2764,7 @@
               <w:end w:w="20" w:type="dxa"/>
             </w:tcMar>
             <w:vAlign w:val="center"/>
-          </w:tcPr>
-          <w:p/>
-        </w:tc>
-        <w:tc>
-          <w:tcPr>
-            <w:tcW w:type="dxa" w:w="986"/>
-            <w:tcMar>
-              <w:top w:w="40" w:type="dxa"/>
-              <w:bottom w:w="40" w:type="dxa"/>
-              <w:start w:w="20" w:type="dxa"/>
-              <w:end w:w="20" w:type="dxa"/>
-            </w:tcMar>
-            <w:vAlign w:val="center"/>
-          </w:tcPr>
-          <w:p/>
-        </w:tc>
-        <w:tc>
-          <w:tcPr>
-            <w:tcW w:type="dxa" w:w="986"/>
-            <w:tcMar>
-              <w:top w:w="40" w:type="dxa"/>
-              <w:bottom w:w="40" w:type="dxa"/>
-              <w:start w:w="20" w:type="dxa"/>
-              <w:end w:w="20" w:type="dxa"/>
-            </w:tcMar>
-            <w:vAlign w:val="center"/>
-          </w:tcPr>
-          <w:p/>
-        </w:tc>
-        <w:tc>
-          <w:tcPr>
-            <w:tcW w:type="dxa" w:w="986"/>
-            <w:tcMar>
-              <w:top w:w="40" w:type="dxa"/>
-              <w:bottom w:w="40" w:type="dxa"/>
-              <w:start w:w="20" w:type="dxa"/>
-              <w:end w:w="20" w:type="dxa"/>
-            </w:tcMar>
-            <w:vAlign w:val="center"/>
-          </w:tcPr>
-          <w:p/>
-        </w:tc>
-        <w:tc>
-          <w:tcPr>
-            <w:tcW w:type="dxa" w:w="986"/>
-            <w:tcMar>
-              <w:top w:w="40" w:type="dxa"/>
-              <w:bottom w:w="40" w:type="dxa"/>
-              <w:start w:w="20" w:type="dxa"/>
-              <w:end w:w="20" w:type="dxa"/>
-            </w:tcMar>
-            <w:vAlign w:val="center"/>
+            <w:shd w:val="clear" w:color="auto" w:fill="F5F8F9"/>
           </w:tcPr>
           <w:p/>
         </w:tc>
@@ -2964,6 +2792,7 @@
               <w:end w:w="20" w:type="dxa"/>
             </w:tcMar>
             <w:vAlign w:val="center"/>
+            <w:shd w:val="clear" w:color="auto" w:fill="F5F8F9"/>
           </w:tcPr>
           <w:p/>
         </w:tc>
@@ -2977,6 +2806,49 @@
               <w:end w:w="20" w:type="dxa"/>
             </w:tcMar>
             <w:vAlign w:val="center"/>
+            <w:shd w:val="clear" w:color="auto" w:fill="F5F8F9"/>
+          </w:tcPr>
+          <w:p/>
+        </w:tc>
+        <w:tc>
+          <w:tcPr>
+            <w:tcW w:type="dxa" w:w="986"/>
+            <w:tcMar>
+              <w:top w:w="40" w:type="dxa"/>
+              <w:bottom w:w="40" w:type="dxa"/>
+              <w:start w:w="20" w:type="dxa"/>
+              <w:end w:w="20" w:type="dxa"/>
+            </w:tcMar>
+            <w:vAlign w:val="center"/>
+            <w:shd w:val="clear" w:color="auto" w:fill="F5F8F9"/>
+          </w:tcPr>
+          <w:p/>
+        </w:tc>
+        <w:tc>
+          <w:tcPr>
+            <w:tcW w:type="dxa" w:w="986"/>
+            <w:tcMar>
+              <w:top w:w="40" w:type="dxa"/>
+              <w:bottom w:w="40" w:type="dxa"/>
+              <w:start w:w="20" w:type="dxa"/>
+              <w:end w:w="20" w:type="dxa"/>
+            </w:tcMar>
+            <w:vAlign w:val="center"/>
+            <w:shd w:val="clear" w:color="auto" w:fill="F5F8F9"/>
+          </w:tcPr>
+          <w:p/>
+        </w:tc>
+        <w:tc>
+          <w:tcPr>
+            <w:tcW w:type="dxa" w:w="986"/>
+            <w:tcMar>
+              <w:top w:w="40" w:type="dxa"/>
+              <w:bottom w:w="40" w:type="dxa"/>
+              <w:start w:w="20" w:type="dxa"/>
+              <w:end w:w="20" w:type="dxa"/>
+            </w:tcMar>
+            <w:vAlign w:val="center"/>
+            <w:shd w:val="clear" w:color="auto" w:fill="F5F8F9"/>
           </w:tcPr>
           <w:p/>
         </w:tc>
@@ -3002,7 +2874,7 @@
               <w:rPr>
                 <w:sz w:val="17"/>
               </w:rPr>
-              <w:t>5.1 API FastAPI + Docker</w:t>
+              <w:t>5.1 MLOps (MLflow, monitoring, CI/CD)</w:t>
             </w:r>
           </w:p>
         </w:tc>
@@ -3045,6 +2917,347 @@
             <w:shd w:val="clear" w:color="auto" w:fill="F5F8F9"/>
           </w:tcPr>
           <w:p/>
+        </w:tc>
+        <w:tc>
+          <w:tcPr>
+            <w:tcW w:type="dxa" w:w="986"/>
+            <w:tcMar>
+              <w:top w:w="40" w:type="dxa"/>
+              <w:bottom w:w="40" w:type="dxa"/>
+              <w:start w:w="20" w:type="dxa"/>
+              <w:end w:w="20" w:type="dxa"/>
+            </w:tcMar>
+            <w:vAlign w:val="center"/>
+            <w:shd w:val="clear" w:color="auto" w:fill="F5F8F9"/>
+          </w:tcPr>
+          <w:p/>
+        </w:tc>
+        <w:tc>
+          <w:tcPr>
+            <w:tcW w:type="dxa" w:w="986"/>
+            <w:tcMar>
+              <w:top w:w="40" w:type="dxa"/>
+              <w:bottom w:w="40" w:type="dxa"/>
+              <w:start w:w="20" w:type="dxa"/>
+              <w:end w:w="20" w:type="dxa"/>
+            </w:tcMar>
+            <w:vAlign w:val="center"/>
+            <w:shd w:val="clear" w:color="auto" w:fill="F5F8F9"/>
+          </w:tcPr>
+          <w:p/>
+        </w:tc>
+        <w:tc>
+          <w:tcPr>
+            <w:tcW w:type="dxa" w:w="986"/>
+            <w:tcMar>
+              <w:top w:w="40" w:type="dxa"/>
+              <w:bottom w:w="40" w:type="dxa"/>
+              <w:start w:w="20" w:type="dxa"/>
+              <w:end w:w="20" w:type="dxa"/>
+            </w:tcMar>
+            <w:vAlign w:val="center"/>
+            <w:shd w:val="clear" w:color="auto" w:fill="F5F8F9"/>
+          </w:tcPr>
+          <w:p/>
+        </w:tc>
+        <w:tc>
+          <w:tcPr>
+            <w:tcW w:type="dxa" w:w="986"/>
+            <w:tcMar>
+              <w:top w:w="40" w:type="dxa"/>
+              <w:bottom w:w="40" w:type="dxa"/>
+              <w:start w:w="20" w:type="dxa"/>
+              <w:end w:w="20" w:type="dxa"/>
+            </w:tcMar>
+            <w:vAlign w:val="center"/>
+            <w:shd w:val="clear" w:color="auto" w:fill="8E44AD"/>
+          </w:tcPr>
+          <w:p/>
+        </w:tc>
+        <w:tc>
+          <w:tcPr>
+            <w:tcW w:type="dxa" w:w="986"/>
+            <w:tcMar>
+              <w:top w:w="40" w:type="dxa"/>
+              <w:bottom w:w="40" w:type="dxa"/>
+              <w:start w:w="20" w:type="dxa"/>
+              <w:end w:w="20" w:type="dxa"/>
+            </w:tcMar>
+            <w:vAlign w:val="center"/>
+            <w:shd w:val="clear" w:color="auto" w:fill="F5F8F9"/>
+          </w:tcPr>
+          <w:p/>
+        </w:tc>
+        <w:tc>
+          <w:tcPr>
+            <w:tcW w:type="dxa" w:w="986"/>
+            <w:tcMar>
+              <w:top w:w="40" w:type="dxa"/>
+              <w:bottom w:w="40" w:type="dxa"/>
+              <w:start w:w="20" w:type="dxa"/>
+              <w:end w:w="20" w:type="dxa"/>
+            </w:tcMar>
+            <w:vAlign w:val="center"/>
+            <w:shd w:val="clear" w:color="auto" w:fill="F5F8F9"/>
+          </w:tcPr>
+          <w:p/>
+        </w:tc>
+        <w:tc>
+          <w:tcPr>
+            <w:tcW w:type="dxa" w:w="986"/>
+            <w:tcMar>
+              <w:top w:w="40" w:type="dxa"/>
+              <w:bottom w:w="40" w:type="dxa"/>
+              <w:start w:w="20" w:type="dxa"/>
+              <w:end w:w="20" w:type="dxa"/>
+            </w:tcMar>
+            <w:vAlign w:val="center"/>
+            <w:shd w:val="clear" w:color="auto" w:fill="F5F8F9"/>
+          </w:tcPr>
+          <w:p/>
+        </w:tc>
+        <w:tc>
+          <w:tcPr>
+            <w:tcW w:type="dxa" w:w="986"/>
+            <w:tcMar>
+              <w:top w:w="40" w:type="dxa"/>
+              <w:bottom w:w="40" w:type="dxa"/>
+              <w:start w:w="20" w:type="dxa"/>
+              <w:end w:w="20" w:type="dxa"/>
+            </w:tcMar>
+            <w:vAlign w:val="center"/>
+            <w:shd w:val="clear" w:color="auto" w:fill="F5F8F9"/>
+          </w:tcPr>
+          <w:p/>
+        </w:tc>
+      </w:tr>
+      <w:tr>
+        <w:tc>
+          <w:tcPr>
+            <w:tcW w:type="dxa" w:w="3742"/>
+            <w:tcMar>
+              <w:top w:w="40" w:type="dxa"/>
+              <w:bottom w:w="40" w:type="dxa"/>
+              <w:start w:w="70" w:type="dxa"/>
+              <w:end w:w="70" w:type="dxa"/>
+            </w:tcMar>
+            <w:vAlign w:val="center"/>
+            <w:shd w:val="clear" w:color="auto" w:fill="F5F8F9"/>
+          </w:tcPr>
+          <w:p>
+            <w:pPr>
+              <w:spacing w:after="20"/>
+            </w:pPr>
+            <w:r>
+              <w:rPr>
+                <w:sz w:val="17"/>
+              </w:rPr>
+              <w:t>5.2 API FastAPI + Docker</w:t>
+            </w:r>
+          </w:p>
+        </w:tc>
+        <w:tc>
+          <w:tcPr>
+            <w:tcW w:type="dxa" w:w="850"/>
+            <w:tcMar>
+              <w:top w:w="40" w:type="dxa"/>
+              <w:bottom w:w="40" w:type="dxa"/>
+              <w:start w:w="70" w:type="dxa"/>
+              <w:end w:w="70" w:type="dxa"/>
+            </w:tcMar>
+            <w:vAlign w:val="center"/>
+          </w:tcPr>
+          <w:p>
+            <w:pPr>
+              <w:spacing w:after="20"/>
+              <w:jc w:val="center"/>
+            </w:pPr>
+            <w:r>
+              <w:rPr>
+                <w:b/>
+                <w:color w:val="8E44AD"/>
+                <w:sz w:val="17"/>
+              </w:rPr>
+              <w:t>P4</w:t>
+            </w:r>
+          </w:p>
+        </w:tc>
+        <w:tc>
+          <w:tcPr>
+            <w:tcW w:type="dxa" w:w="986"/>
+            <w:tcMar>
+              <w:top w:w="40" w:type="dxa"/>
+              <w:bottom w:w="40" w:type="dxa"/>
+              <w:start w:w="20" w:type="dxa"/>
+              <w:end w:w="20" w:type="dxa"/>
+            </w:tcMar>
+            <w:vAlign w:val="center"/>
+            <w:shd w:val="clear" w:color="auto" w:fill="F5F8F9"/>
+          </w:tcPr>
+          <w:p/>
+        </w:tc>
+        <w:tc>
+          <w:tcPr>
+            <w:tcW w:type="dxa" w:w="986"/>
+            <w:tcMar>
+              <w:top w:w="40" w:type="dxa"/>
+              <w:bottom w:w="40" w:type="dxa"/>
+              <w:start w:w="20" w:type="dxa"/>
+              <w:end w:w="20" w:type="dxa"/>
+            </w:tcMar>
+            <w:vAlign w:val="center"/>
+            <w:shd w:val="clear" w:color="auto" w:fill="F5F8F9"/>
+          </w:tcPr>
+          <w:p/>
+        </w:tc>
+        <w:tc>
+          <w:tcPr>
+            <w:tcW w:type="dxa" w:w="986"/>
+            <w:tcMar>
+              <w:top w:w="40" w:type="dxa"/>
+              <w:bottom w:w="40" w:type="dxa"/>
+              <w:start w:w="20" w:type="dxa"/>
+              <w:end w:w="20" w:type="dxa"/>
+            </w:tcMar>
+            <w:vAlign w:val="center"/>
+            <w:shd w:val="clear" w:color="auto" w:fill="F5F8F9"/>
+          </w:tcPr>
+          <w:p/>
+        </w:tc>
+        <w:tc>
+          <w:tcPr>
+            <w:tcW w:type="dxa" w:w="986"/>
+            <w:tcMar>
+              <w:top w:w="40" w:type="dxa"/>
+              <w:bottom w:w="40" w:type="dxa"/>
+              <w:start w:w="20" w:type="dxa"/>
+              <w:end w:w="20" w:type="dxa"/>
+            </w:tcMar>
+            <w:vAlign w:val="center"/>
+            <w:shd w:val="clear" w:color="auto" w:fill="F5F8F9"/>
+          </w:tcPr>
+          <w:p/>
+        </w:tc>
+        <w:tc>
+          <w:tcPr>
+            <w:tcW w:type="dxa" w:w="986"/>
+            <w:tcMar>
+              <w:top w:w="40" w:type="dxa"/>
+              <w:bottom w:w="40" w:type="dxa"/>
+              <w:start w:w="20" w:type="dxa"/>
+              <w:end w:w="20" w:type="dxa"/>
+            </w:tcMar>
+            <w:vAlign w:val="center"/>
+            <w:shd w:val="clear" w:color="auto" w:fill="F5F8F9"/>
+          </w:tcPr>
+          <w:p/>
+        </w:tc>
+        <w:tc>
+          <w:tcPr>
+            <w:tcW w:type="dxa" w:w="986"/>
+            <w:tcMar>
+              <w:top w:w="40" w:type="dxa"/>
+              <w:bottom w:w="40" w:type="dxa"/>
+              <w:start w:w="20" w:type="dxa"/>
+              <w:end w:w="20" w:type="dxa"/>
+            </w:tcMar>
+            <w:vAlign w:val="center"/>
+            <w:shd w:val="clear" w:color="auto" w:fill="8E44AD"/>
+          </w:tcPr>
+          <w:p/>
+        </w:tc>
+        <w:tc>
+          <w:tcPr>
+            <w:tcW w:type="dxa" w:w="986"/>
+            <w:tcMar>
+              <w:top w:w="40" w:type="dxa"/>
+              <w:bottom w:w="40" w:type="dxa"/>
+              <w:start w:w="20" w:type="dxa"/>
+              <w:end w:w="20" w:type="dxa"/>
+            </w:tcMar>
+            <w:vAlign w:val="center"/>
+            <w:shd w:val="clear" w:color="auto" w:fill="F5F8F9"/>
+          </w:tcPr>
+          <w:p/>
+        </w:tc>
+        <w:tc>
+          <w:tcPr>
+            <w:tcW w:type="dxa" w:w="986"/>
+            <w:tcMar>
+              <w:top w:w="40" w:type="dxa"/>
+              <w:bottom w:w="40" w:type="dxa"/>
+              <w:start w:w="20" w:type="dxa"/>
+              <w:end w:w="20" w:type="dxa"/>
+            </w:tcMar>
+            <w:vAlign w:val="center"/>
+            <w:shd w:val="clear" w:color="auto" w:fill="F5F8F9"/>
+          </w:tcPr>
+          <w:p/>
+        </w:tc>
+        <w:tc>
+          <w:tcPr>
+            <w:tcW w:type="dxa" w:w="986"/>
+            <w:tcMar>
+              <w:top w:w="40" w:type="dxa"/>
+              <w:bottom w:w="40" w:type="dxa"/>
+              <w:start w:w="20" w:type="dxa"/>
+              <w:end w:w="20" w:type="dxa"/>
+            </w:tcMar>
+            <w:vAlign w:val="center"/>
+            <w:shd w:val="clear" w:color="auto" w:fill="F5F8F9"/>
+          </w:tcPr>
+          <w:p/>
+        </w:tc>
+      </w:tr>
+      <w:tr>
+        <w:tc>
+          <w:tcPr>
+            <w:tcW w:type="dxa" w:w="3742"/>
+            <w:tcMar>
+              <w:top w:w="40" w:type="dxa"/>
+              <w:bottom w:w="40" w:type="dxa"/>
+              <w:start w:w="70" w:type="dxa"/>
+              <w:end w:w="70" w:type="dxa"/>
+            </w:tcMar>
+            <w:vAlign w:val="center"/>
+          </w:tcPr>
+          <w:p>
+            <w:pPr>
+              <w:spacing w:after="20"/>
+            </w:pPr>
+            <w:r>
+              <w:rPr>
+                <w:sz w:val="17"/>
+              </w:rPr>
+              <w:t>5.3 Dashboard décisionnel</w:t>
+            </w:r>
+          </w:p>
+        </w:tc>
+        <w:tc>
+          <w:tcPr>
+            <w:tcW w:type="dxa" w:w="850"/>
+            <w:tcMar>
+              <w:top w:w="40" w:type="dxa"/>
+              <w:bottom w:w="40" w:type="dxa"/>
+              <w:start w:w="70" w:type="dxa"/>
+              <w:end w:w="70" w:type="dxa"/>
+            </w:tcMar>
+            <w:vAlign w:val="center"/>
+          </w:tcPr>
+          <w:p>
+            <w:pPr>
+              <w:spacing w:after="20"/>
+              <w:jc w:val="center"/>
+            </w:pPr>
+            <w:r>
+              <w:rPr>
+                <w:b/>
+                <w:color w:val="8E44AD"/>
+                <w:sz w:val="17"/>
+              </w:rPr>
+              <w:t>P4</w:t>
+            </w:r>
+          </w:p>
         </w:tc>
         <w:tc>
           <w:tcPr>
@@ -3169,189 +3382,6 @@
             </w:tcMar>
             <w:vAlign w:val="center"/>
             <w:shd w:val="clear" w:color="auto" w:fill="F5F8F9"/>
-          </w:tcPr>
-          <w:p/>
-        </w:tc>
-      </w:tr>
-      <w:tr>
-        <w:tc>
-          <w:tcPr>
-            <w:tcW w:type="dxa" w:w="3742"/>
-            <w:tcMar>
-              <w:top w:w="40" w:type="dxa"/>
-              <w:bottom w:w="40" w:type="dxa"/>
-              <w:start w:w="70" w:type="dxa"/>
-              <w:end w:w="70" w:type="dxa"/>
-            </w:tcMar>
-            <w:vAlign w:val="center"/>
-          </w:tcPr>
-          <w:p>
-            <w:pPr>
-              <w:spacing w:after="20"/>
-            </w:pPr>
-            <w:r>
-              <w:rPr>
-                <w:sz w:val="17"/>
-              </w:rPr>
-              <w:t>5.2 Dashboard décisionnel</w:t>
-            </w:r>
-          </w:p>
-        </w:tc>
-        <w:tc>
-          <w:tcPr>
-            <w:tcW w:type="dxa" w:w="850"/>
-            <w:tcMar>
-              <w:top w:w="40" w:type="dxa"/>
-              <w:bottom w:w="40" w:type="dxa"/>
-              <w:start w:w="70" w:type="dxa"/>
-              <w:end w:w="70" w:type="dxa"/>
-            </w:tcMar>
-            <w:vAlign w:val="center"/>
-          </w:tcPr>
-          <w:p>
-            <w:pPr>
-              <w:spacing w:after="20"/>
-              <w:jc w:val="center"/>
-            </w:pPr>
-            <w:r>
-              <w:rPr>
-                <w:b/>
-                <w:color w:val="8E44AD"/>
-                <w:sz w:val="17"/>
-              </w:rPr>
-              <w:t>P4</w:t>
-            </w:r>
-          </w:p>
-        </w:tc>
-        <w:tc>
-          <w:tcPr>
-            <w:tcW w:type="dxa" w:w="986"/>
-            <w:tcMar>
-              <w:top w:w="40" w:type="dxa"/>
-              <w:bottom w:w="40" w:type="dxa"/>
-              <w:start w:w="20" w:type="dxa"/>
-              <w:end w:w="20" w:type="dxa"/>
-            </w:tcMar>
-            <w:vAlign w:val="center"/>
-          </w:tcPr>
-          <w:p/>
-        </w:tc>
-        <w:tc>
-          <w:tcPr>
-            <w:tcW w:type="dxa" w:w="986"/>
-            <w:tcMar>
-              <w:top w:w="40" w:type="dxa"/>
-              <w:bottom w:w="40" w:type="dxa"/>
-              <w:start w:w="20" w:type="dxa"/>
-              <w:end w:w="20" w:type="dxa"/>
-            </w:tcMar>
-            <w:vAlign w:val="center"/>
-          </w:tcPr>
-          <w:p/>
-        </w:tc>
-        <w:tc>
-          <w:tcPr>
-            <w:tcW w:type="dxa" w:w="986"/>
-            <w:tcMar>
-              <w:top w:w="40" w:type="dxa"/>
-              <w:bottom w:w="40" w:type="dxa"/>
-              <w:start w:w="20" w:type="dxa"/>
-              <w:end w:w="20" w:type="dxa"/>
-            </w:tcMar>
-            <w:vAlign w:val="center"/>
-          </w:tcPr>
-          <w:p/>
-        </w:tc>
-        <w:tc>
-          <w:tcPr>
-            <w:tcW w:type="dxa" w:w="986"/>
-            <w:tcMar>
-              <w:top w:w="40" w:type="dxa"/>
-              <w:bottom w:w="40" w:type="dxa"/>
-              <w:start w:w="20" w:type="dxa"/>
-              <w:end w:w="20" w:type="dxa"/>
-            </w:tcMar>
-            <w:vAlign w:val="center"/>
-          </w:tcPr>
-          <w:p/>
-        </w:tc>
-        <w:tc>
-          <w:tcPr>
-            <w:tcW w:type="dxa" w:w="986"/>
-            <w:tcMar>
-              <w:top w:w="40" w:type="dxa"/>
-              <w:bottom w:w="40" w:type="dxa"/>
-              <w:start w:w="20" w:type="dxa"/>
-              <w:end w:w="20" w:type="dxa"/>
-            </w:tcMar>
-            <w:vAlign w:val="center"/>
-          </w:tcPr>
-          <w:p/>
-        </w:tc>
-        <w:tc>
-          <w:tcPr>
-            <w:tcW w:type="dxa" w:w="986"/>
-            <w:tcMar>
-              <w:top w:w="40" w:type="dxa"/>
-              <w:bottom w:w="40" w:type="dxa"/>
-              <w:start w:w="20" w:type="dxa"/>
-              <w:end w:w="20" w:type="dxa"/>
-            </w:tcMar>
-            <w:vAlign w:val="center"/>
-          </w:tcPr>
-          <w:p/>
-        </w:tc>
-        <w:tc>
-          <w:tcPr>
-            <w:tcW w:type="dxa" w:w="986"/>
-            <w:tcMar>
-              <w:top w:w="40" w:type="dxa"/>
-              <w:bottom w:w="40" w:type="dxa"/>
-              <w:start w:w="20" w:type="dxa"/>
-              <w:end w:w="20" w:type="dxa"/>
-            </w:tcMar>
-            <w:vAlign w:val="center"/>
-          </w:tcPr>
-          <w:p/>
-        </w:tc>
-        <w:tc>
-          <w:tcPr>
-            <w:tcW w:type="dxa" w:w="986"/>
-            <w:tcMar>
-              <w:top w:w="40" w:type="dxa"/>
-              <w:bottom w:w="40" w:type="dxa"/>
-              <w:start w:w="20" w:type="dxa"/>
-              <w:end w:w="20" w:type="dxa"/>
-            </w:tcMar>
-            <w:vAlign w:val="center"/>
-            <w:shd w:val="clear" w:color="auto" w:fill="8E44AD"/>
-          </w:tcPr>
-          <w:p/>
-        </w:tc>
-        <w:tc>
-          <w:tcPr>
-            <w:tcW w:type="dxa" w:w="986"/>
-            <w:tcMar>
-              <w:top w:w="40" w:type="dxa"/>
-              <w:bottom w:w="40" w:type="dxa"/>
-              <w:start w:w="20" w:type="dxa"/>
-              <w:end w:w="20" w:type="dxa"/>
-            </w:tcMar>
-            <w:vAlign w:val="center"/>
-            <w:shd w:val="clear" w:color="auto" w:fill="8E44AD"/>
-          </w:tcPr>
-          <w:p/>
-        </w:tc>
-        <w:tc>
-          <w:tcPr>
-            <w:tcW w:type="dxa" w:w="986"/>
-            <w:tcMar>
-              <w:top w:w="40" w:type="dxa"/>
-              <w:bottom w:w="40" w:type="dxa"/>
-              <w:start w:w="20" w:type="dxa"/>
-              <w:end w:w="20" w:type="dxa"/>
-            </w:tcMar>
-            <w:vAlign w:val="center"/>
           </w:tcPr>
           <w:p/>
         </w:tc>
@@ -3533,20 +3563,6 @@
           </w:tcPr>
           <w:p/>
         </w:tc>
-        <w:tc>
-          <w:tcPr>
-            <w:tcW w:type="dxa" w:w="986"/>
-            <w:tcMar>
-              <w:top w:w="40" w:type="dxa"/>
-              <w:bottom w:w="40" w:type="dxa"/>
-              <w:start w:w="20" w:type="dxa"/>
-              <w:end w:w="20" w:type="dxa"/>
-            </w:tcMar>
-            <w:vAlign w:val="center"/>
-            <w:shd w:val="clear" w:color="auto" w:fill="F5F8F9"/>
-          </w:tcPr>
-          <w:p/>
-        </w:tc>
       </w:tr>
       <w:tr>
         <w:tc>
@@ -3608,6 +3624,7 @@
               <w:end w:w="20" w:type="dxa"/>
             </w:tcMar>
             <w:vAlign w:val="center"/>
+            <w:shd w:val="clear" w:color="auto" w:fill="F5F8F9"/>
           </w:tcPr>
           <w:p/>
         </w:tc>
@@ -3621,6 +3638,7 @@
               <w:end w:w="20" w:type="dxa"/>
             </w:tcMar>
             <w:vAlign w:val="center"/>
+            <w:shd w:val="clear" w:color="auto" w:fill="F5F8F9"/>
           </w:tcPr>
           <w:p/>
         </w:tc>
@@ -3634,6 +3652,7 @@
               <w:end w:w="20" w:type="dxa"/>
             </w:tcMar>
             <w:vAlign w:val="center"/>
+            <w:shd w:val="clear" w:color="auto" w:fill="F5F8F9"/>
           </w:tcPr>
           <w:p/>
         </w:tc>
@@ -3647,6 +3666,7 @@
               <w:end w:w="20" w:type="dxa"/>
             </w:tcMar>
             <w:vAlign w:val="center"/>
+            <w:shd w:val="clear" w:color="auto" w:fill="F5F8F9"/>
           </w:tcPr>
           <w:p/>
         </w:tc>
@@ -3660,6 +3680,7 @@
               <w:end w:w="20" w:type="dxa"/>
             </w:tcMar>
             <w:vAlign w:val="center"/>
+            <w:shd w:val="clear" w:color="auto" w:fill="F5F8F9"/>
           </w:tcPr>
           <w:p/>
         </w:tc>
@@ -3673,6 +3694,7 @@
               <w:end w:w="20" w:type="dxa"/>
             </w:tcMar>
             <w:vAlign w:val="center"/>
+            <w:shd w:val="clear" w:color="auto" w:fill="F5F8F9"/>
           </w:tcPr>
           <w:p/>
         </w:tc>
@@ -3686,6 +3708,7 @@
               <w:end w:w="20" w:type="dxa"/>
             </w:tcMar>
             <w:vAlign w:val="center"/>
+            <w:shd w:val="clear" w:color="auto" w:fill="F5F8F9"/>
           </w:tcPr>
           <w:p/>
         </w:tc>
@@ -3699,20 +3722,7 @@
               <w:end w:w="20" w:type="dxa"/>
             </w:tcMar>
             <w:vAlign w:val="center"/>
-          </w:tcPr>
-          <w:p/>
-        </w:tc>
-        <w:tc>
-          <w:tcPr>
-            <w:tcW w:type="dxa" w:w="986"/>
-            <w:tcMar>
-              <w:top w:w="40" w:type="dxa"/>
-              <w:bottom w:w="40" w:type="dxa"/>
-              <w:start w:w="20" w:type="dxa"/>
-              <w:end w:w="20" w:type="dxa"/>
-            </w:tcMar>
-            <w:vAlign w:val="center"/>
-            <w:shd w:val="clear" w:color="auto" w:fill="0F2A43"/>
+            <w:shd w:val="clear" w:color="auto" w:fill="F5F8F9"/>
           </w:tcPr>
           <w:p/>
         </w:tc>
@@ -3904,20 +3914,6 @@
               <w:end w:w="20" w:type="dxa"/>
             </w:tcMar>
             <w:vAlign w:val="center"/>
-            <w:shd w:val="clear" w:color="auto" w:fill="F5F8F9"/>
-          </w:tcPr>
-          <w:p/>
-        </w:tc>
-        <w:tc>
-          <w:tcPr>
-            <w:tcW w:type="dxa" w:w="986"/>
-            <w:tcMar>
-              <w:top w:w="40" w:type="dxa"/>
-              <w:bottom w:w="40" w:type="dxa"/>
-              <w:start w:w="20" w:type="dxa"/>
-              <w:end w:w="20" w:type="dxa"/>
-            </w:tcMar>
-            <w:vAlign w:val="center"/>
             <w:shd w:val="clear" w:color="auto" w:fill="27AE60"/>
           </w:tcPr>
           <w:p/>
@@ -3968,7 +3964,7 @@
           <w:color w:val="127A8A"/>
           <w:sz w:val="22"/>
         </w:rPr>
-        <w:t>Données (P2)  →  Modèles (P3)  →  API + Dashboard (P4)  →  Présentation (Équipe)</w:t>
+        <w:t>Données (P2)  →  Modèles (P3)  →  MLOps + API + Dashboard (P4)  →  Présentation (Équipe)</w:t>
       </w:r>
     </w:p>
     <w:p>
@@ -3982,6 +3978,8 @@
     </w:p>
     <w:sectPr>
       <w:footerReference w:type="default" r:id="rId9"/>
+      <w:headerReference w:type="default" r:id="rId10"/>
+      <w:headerReference w:type="first" r:id="rId11"/>
       <w:pgSz w:w="16838" w:h="11906" w:orient="landscape"/>
       <w:pgMar w:top="907" w:right="907" w:bottom="907" w:left="907" w:header="720" w:footer="720" w:gutter="0"/>
       <w:cols w:space="720"/>
@@ -4015,6 +4013,27 @@
     </w:fldSimple>
   </w:p>
 </w:ftr>
+</file>
+
+<file path=word/header1.xml><?xml version="1.0" encoding="utf-8"?>
+<w:hdr xmlns:m="http://schemas.openxmlformats.org/officeDocument/2006/math" xmlns:mc="http://schemas.openxmlformats.org/markup-compatibility/2006" xmlns:mo="http://schemas.microsoft.com/office/mac/office/2008/main" xmlns:mv="urn:schemas-microsoft-com:mac:vml" xmlns:o="urn:schemas-microsoft-com:office:office" xmlns:r="http://schemas.openxmlformats.org/officeDocument/2006/relationships" xmlns:v="urn:schemas-microsoft-com:vml" xmlns:w10="urn:schemas-microsoft-com:office:word" xmlns:w14="http://schemas.microsoft.com/office/word/2010/wordml" xmlns:w="http://schemas.openxmlformats.org/wordprocessingml/2006/main" xmlns:wne="http://schemas.microsoft.com/office/word/2006/wordml" xmlns:wp14="http://schemas.microsoft.com/office/word/2010/wordprocessingDrawing" xmlns:wp="http://schemas.openxmlformats.org/drawingml/2006/wordprocessingDrawing" xmlns:wpc="http://schemas.microsoft.com/office/word/2010/wordprocessingCanvas" xmlns:wpg="http://schemas.microsoft.com/office/word/2010/wordprocessingGroup" xmlns:wpi="http://schemas.microsoft.com/office/word/2010/wordprocessingInk" xmlns:wps="http://schemas.microsoft.com/office/word/2010/wordprocessingShape" mc:Ignorable="w14 wp14">
+  <w:p>
+    <w:pPr>
+      <w:pStyle w:val="Header"/>
+      <w:jc w:val="center"/>
+    </w:pPr>
+  </w:p>
+</w:hdr>
+</file>
+
+<file path=word/header2.xml><?xml version="1.0" encoding="utf-8"?>
+<w:hdr xmlns:m="http://schemas.openxmlformats.org/officeDocument/2006/math" xmlns:mc="http://schemas.openxmlformats.org/markup-compatibility/2006" xmlns:mo="http://schemas.microsoft.com/office/mac/office/2008/main" xmlns:mv="urn:schemas-microsoft-com:mac:vml" xmlns:o="urn:schemas-microsoft-com:office:office" xmlns:r="http://schemas.openxmlformats.org/officeDocument/2006/relationships" xmlns:v="urn:schemas-microsoft-com:vml" xmlns:w10="urn:schemas-microsoft-com:office:word" xmlns:w14="http://schemas.microsoft.com/office/word/2010/wordml" xmlns:w="http://schemas.openxmlformats.org/wordprocessingml/2006/main" xmlns:wne="http://schemas.microsoft.com/office/word/2006/wordml" xmlns:wp14="http://schemas.microsoft.com/office/word/2010/wordprocessingDrawing" xmlns:wp="http://schemas.openxmlformats.org/drawingml/2006/wordprocessingDrawing" xmlns:wpc="http://schemas.microsoft.com/office/word/2010/wordprocessingCanvas" xmlns:wpg="http://schemas.microsoft.com/office/word/2010/wordprocessingGroup" xmlns:wpi="http://schemas.microsoft.com/office/word/2010/wordprocessingInk" xmlns:wps="http://schemas.microsoft.com/office/word/2010/wordprocessingShape" mc:Ignorable="w14 wp14">
+  <w:p>
+    <w:pPr>
+      <w:pStyle w:val="Header"/>
+    </w:pPr>
+  </w:p>
+</w:hdr>
 </file>
 
 <file path=word/numbering.xml><?xml version="1.0" encoding="utf-8"?>
